--- a/docs/fase1/evidencias_individuales/VERGARA_ANDRES_1.3_APT122_AutoevaluacionFase1.docx
+++ b/docs/fase1/evidencias_individuales/VERGARA_ANDRES_1.3_APT122_AutoevaluacionFase1.docx
@@ -6209,6 +6209,7 @@
           <w:tcPr>
             <w:tcW w:w="2268" w:type="dxa"/>
             <w:tcMar/>
+            <w:shd w:val="clear" w:color="auto" w:fill="C6EFCE"/>
           </w:tcPr>
           <w:p>
             <w:pPr>
@@ -6222,6 +6223,7 @@
             <w:r>
               <w:rPr>
                 <w:rFonts w:asciiTheme="minorHAnsi" w:hAnsiTheme="minorHAnsi" w:eastAsiaTheme="minorEastAsia" w:cstheme="minorBidi"/>
+                <w:b/>
                 <w:color w:val="000000" w:themeColor="text1"/>
               </w:rPr>
               <w:t>Describ</w:t>
@@ -6229,6 +6231,7 @@
             <w:r>
               <w:rPr>
                 <w:rFonts w:asciiTheme="minorHAnsi" w:hAnsiTheme="minorHAnsi" w:eastAsiaTheme="minorEastAsia" w:cstheme="minorBidi"/>
+                <w:b/>
                 <w:color w:val="000000" w:themeColor="text1"/>
               </w:rPr>
               <w:t>í</w:t>
@@ -6236,6 +6239,7 @@
             <w:r>
               <w:rPr>
                 <w:rFonts w:asciiTheme="minorHAnsi" w:hAnsiTheme="minorHAnsi" w:eastAsiaTheme="minorEastAsia" w:cstheme="minorBidi"/>
+                <w:b/>
                 <w:color w:val="000000" w:themeColor="text1"/>
               </w:rPr>
               <w:t xml:space="preserve"> brevemente en qué consiste el proyecto APT, justificando la relevancia, impacto o beneficio (real o simulado) que tendría en el campo laboral de </w:t>
@@ -6243,6 +6247,7 @@
             <w:r>
               <w:rPr>
                 <w:rFonts w:asciiTheme="minorHAnsi" w:hAnsiTheme="minorHAnsi" w:eastAsiaTheme="minorEastAsia" w:cstheme="minorBidi"/>
+                <w:b/>
                 <w:color w:val="000000" w:themeColor="text1"/>
               </w:rPr>
               <w:t>mi</w:t>
@@ -6250,9 +6255,16 @@
             <w:r>
               <w:rPr>
                 <w:rFonts w:asciiTheme="minorHAnsi" w:hAnsiTheme="minorHAnsi" w:eastAsiaTheme="minorEastAsia" w:cstheme="minorBidi"/>
+                <w:b/>
                 <w:color w:val="000000" w:themeColor="text1"/>
               </w:rPr>
               <w:t xml:space="preserve"> carrera.</w:t>
+            </w:r>
+            <w:r>
+              <w:rPr>
+                <w:b/>
+              </w:rPr>
+              <w:t xml:space="preserve">  ✔</w:t>
             </w:r>
           </w:p>
         </w:tc>
@@ -6482,6 +6494,7 @@
           <w:tcPr>
             <w:tcW w:w="2268" w:type="dxa"/>
             <w:tcMar/>
+            <w:shd w:val="clear" w:color="auto" w:fill="C6EFCE"/>
           </w:tcPr>
           <w:p>
             <w:pPr>
@@ -6495,6 +6508,7 @@
             <w:r>
               <w:rPr>
                 <w:rFonts w:asciiTheme="minorHAnsi" w:hAnsiTheme="minorHAnsi" w:eastAsiaTheme="minorEastAsia" w:cstheme="minorBidi"/>
+                <w:b/>
                 <w:color w:val="000000" w:themeColor="text1"/>
               </w:rPr>
               <w:t xml:space="preserve">Describí </w:t>
@@ -6502,6 +6516,7 @@
             <w:r>
               <w:rPr>
                 <w:rFonts w:asciiTheme="minorHAnsi" w:hAnsiTheme="minorHAnsi" w:eastAsiaTheme="minorEastAsia" w:cstheme="minorBidi"/>
+                <w:b/>
                 <w:color w:val="000000" w:themeColor="text1"/>
               </w:rPr>
               <w:t xml:space="preserve">una relación coherente entre </w:t>
@@ -6509,6 +6524,7 @@
             <w:r>
               <w:rPr>
                 <w:rFonts w:asciiTheme="minorHAnsi" w:hAnsiTheme="minorHAnsi" w:eastAsiaTheme="minorEastAsia" w:cstheme="minorBidi"/>
+                <w:b/>
                 <w:color w:val="000000" w:themeColor="text1"/>
               </w:rPr>
               <w:t>mi</w:t>
@@ -6516,6 +6532,7 @@
             <w:r>
               <w:rPr>
                 <w:rFonts w:asciiTheme="minorHAnsi" w:hAnsiTheme="minorHAnsi" w:eastAsiaTheme="minorEastAsia" w:cstheme="minorBidi"/>
+                <w:b/>
                 <w:color w:val="000000" w:themeColor="text1"/>
               </w:rPr>
               <w:t xml:space="preserve"> proyecto y el perfil de egreso de </w:t>
@@ -6523,6 +6540,7 @@
             <w:r>
               <w:rPr>
                 <w:rFonts w:asciiTheme="minorHAnsi" w:hAnsiTheme="minorHAnsi" w:eastAsiaTheme="minorEastAsia" w:cstheme="minorBidi"/>
+                <w:b/>
                 <w:color w:val="000000" w:themeColor="text1"/>
               </w:rPr>
               <w:t>mi</w:t>
@@ -6530,6 +6548,7 @@
             <w:r>
               <w:rPr>
                 <w:rFonts w:asciiTheme="minorHAnsi" w:hAnsiTheme="minorHAnsi" w:eastAsiaTheme="minorEastAsia" w:cstheme="minorBidi"/>
+                <w:b/>
                 <w:color w:val="000000" w:themeColor="text1"/>
               </w:rPr>
               <w:t xml:space="preserve"> plan de estudio, especificando cómo deb</w:t>
@@ -6537,6 +6556,7 @@
             <w:r>
               <w:rPr>
                 <w:rFonts w:asciiTheme="minorHAnsi" w:hAnsiTheme="minorHAnsi" w:eastAsiaTheme="minorEastAsia" w:cstheme="minorBidi"/>
+                <w:b/>
                 <w:color w:val="000000" w:themeColor="text1"/>
               </w:rPr>
               <w:t>o</w:t>
@@ -6544,6 +6564,7 @@
             <w:r>
               <w:rPr>
                 <w:rFonts w:asciiTheme="minorHAnsi" w:hAnsiTheme="minorHAnsi" w:eastAsiaTheme="minorEastAsia" w:cstheme="minorBidi"/>
+                <w:b/>
                 <w:color w:val="000000" w:themeColor="text1"/>
               </w:rPr>
               <w:t xml:space="preserve"> utilizar distintas competencias para desarrollar </w:t>
@@ -6551,6 +6572,7 @@
             <w:r>
               <w:rPr>
                 <w:rFonts w:asciiTheme="minorHAnsi" w:hAnsiTheme="minorHAnsi" w:eastAsiaTheme="minorEastAsia" w:cstheme="minorBidi"/>
+                <w:b/>
                 <w:color w:val="000000" w:themeColor="text1"/>
               </w:rPr>
               <w:t>mi</w:t>
@@ -6558,9 +6580,16 @@
             <w:r>
               <w:rPr>
                 <w:rFonts w:asciiTheme="minorHAnsi" w:hAnsiTheme="minorHAnsi" w:eastAsiaTheme="minorEastAsia" w:cstheme="minorBidi"/>
+                <w:b/>
                 <w:color w:val="000000" w:themeColor="text1"/>
               </w:rPr>
               <w:t xml:space="preserve"> Proyecto APT. </w:t>
+            </w:r>
+            <w:r>
+              <w:rPr>
+                <w:b/>
+              </w:rPr>
+              <w:t xml:space="preserve">  ✔</w:t>
             </w:r>
           </w:p>
         </w:tc>
@@ -6925,6 +6954,7 @@
           <w:tcPr>
             <w:tcW w:w="2268" w:type="dxa"/>
             <w:tcMar/>
+            <w:shd w:val="clear" w:color="auto" w:fill="C6EFCE"/>
           </w:tcPr>
           <w:p>
             <w:pPr>
@@ -6938,6 +6968,7 @@
             <w:r>
               <w:rPr>
                 <w:rFonts w:asciiTheme="minorHAnsi" w:hAnsiTheme="minorHAnsi" w:eastAsiaTheme="minorEastAsia" w:cstheme="minorBidi"/>
+                <w:b/>
                 <w:color w:val="000000" w:themeColor="text1"/>
               </w:rPr>
               <w:t>Mencion</w:t>
@@ -6945,6 +6976,7 @@
             <w:r>
               <w:rPr>
                 <w:rFonts w:asciiTheme="minorHAnsi" w:hAnsiTheme="minorHAnsi" w:eastAsiaTheme="minorEastAsia" w:cstheme="minorBidi"/>
+                <w:b/>
                 <w:color w:val="000000" w:themeColor="text1"/>
               </w:rPr>
               <w:t>é mis</w:t>
@@ -6952,6 +6984,7 @@
             <w:r>
               <w:rPr>
                 <w:rFonts w:asciiTheme="minorHAnsi" w:hAnsiTheme="minorHAnsi" w:eastAsiaTheme="minorEastAsia" w:cstheme="minorBidi"/>
+                <w:b/>
                 <w:color w:val="000000" w:themeColor="text1"/>
               </w:rPr>
               <w:t xml:space="preserve"> intereses profesionales y expli</w:t>
@@ -6959,6 +6992,7 @@
             <w:r>
               <w:rPr>
                 <w:rFonts w:asciiTheme="minorHAnsi" w:hAnsiTheme="minorHAnsi" w:eastAsiaTheme="minorEastAsia" w:cstheme="minorBidi"/>
+                <w:b/>
                 <w:color w:val="000000" w:themeColor="text1"/>
               </w:rPr>
               <w:t>qué</w:t>
@@ -6966,6 +7000,7 @@
             <w:r>
               <w:rPr>
                 <w:rFonts w:asciiTheme="minorHAnsi" w:hAnsiTheme="minorHAnsi" w:eastAsiaTheme="minorEastAsia" w:cstheme="minorBidi"/>
+                <w:b/>
                 <w:color w:val="000000" w:themeColor="text1"/>
               </w:rPr>
               <w:t xml:space="preserve"> con claridad cómo estos se ven reflejados en </w:t>
@@ -6973,6 +7008,7 @@
             <w:r>
               <w:rPr>
                 <w:rFonts w:asciiTheme="minorHAnsi" w:hAnsiTheme="minorHAnsi" w:eastAsiaTheme="minorEastAsia" w:cstheme="minorBidi"/>
+                <w:b/>
                 <w:color w:val="000000" w:themeColor="text1"/>
               </w:rPr>
               <w:t>mi</w:t>
@@ -6980,9 +7016,16 @@
             <w:r>
               <w:rPr>
                 <w:rFonts w:asciiTheme="minorHAnsi" w:hAnsiTheme="minorHAnsi" w:eastAsiaTheme="minorEastAsia" w:cstheme="minorBidi"/>
+                <w:b/>
                 <w:color w:val="000000" w:themeColor="text1"/>
               </w:rPr>
               <w:t xml:space="preserve"> proyecto. </w:t>
+            </w:r>
+            <w:r>
+              <w:rPr>
+                <w:b/>
+              </w:rPr>
+              <w:t xml:space="preserve">  ✔</w:t>
             </w:r>
           </w:p>
         </w:tc>
@@ -7195,6 +7238,7 @@
           <w:tcPr>
             <w:tcW w:w="2268" w:type="dxa"/>
             <w:tcMar/>
+            <w:shd w:val="clear" w:color="auto" w:fill="C6EFCE"/>
           </w:tcPr>
           <w:p>
             <w:pPr>
@@ -7208,6 +7252,7 @@
             <w:r>
               <w:rPr>
                 <w:rFonts w:asciiTheme="minorHAnsi" w:hAnsiTheme="minorHAnsi" w:eastAsiaTheme="minorEastAsia" w:cstheme="minorBidi"/>
+                <w:b/>
                 <w:color w:val="000000" w:themeColor="text1"/>
               </w:rPr>
               <w:t>Justifi</w:t>
@@ -7215,6 +7260,7 @@
             <w:r>
               <w:rPr>
                 <w:rFonts w:asciiTheme="minorHAnsi" w:hAnsiTheme="minorHAnsi" w:eastAsiaTheme="minorEastAsia" w:cstheme="minorBidi"/>
+                <w:b/>
                 <w:color w:val="000000" w:themeColor="text1"/>
               </w:rPr>
               <w:t>qué</w:t>
@@ -7222,6 +7268,7 @@
             <w:r>
               <w:rPr>
                 <w:rFonts w:asciiTheme="minorHAnsi" w:hAnsiTheme="minorHAnsi" w:eastAsiaTheme="minorEastAsia" w:cstheme="minorBidi"/>
+                <w:b/>
                 <w:color w:val="000000" w:themeColor="text1"/>
               </w:rPr>
               <w:t xml:space="preserve"> por qué el proyecto puede desarrollarse considerado tiempo, materiales y factores externos, y en caso de posibles dificultades plante</w:t>
@@ -7229,6 +7276,7 @@
             <w:r>
               <w:rPr>
                 <w:rFonts w:asciiTheme="minorHAnsi" w:hAnsiTheme="minorHAnsi" w:eastAsiaTheme="minorEastAsia" w:cstheme="minorBidi"/>
+                <w:b/>
                 <w:color w:val="000000" w:themeColor="text1"/>
               </w:rPr>
               <w:t>e</w:t>
@@ -7236,9 +7284,16 @@
             <w:r>
               <w:rPr>
                 <w:rFonts w:asciiTheme="minorHAnsi" w:hAnsiTheme="minorHAnsi" w:eastAsiaTheme="minorEastAsia" w:cstheme="minorBidi"/>
+                <w:b/>
                 <w:color w:val="000000" w:themeColor="text1"/>
               </w:rPr>
               <w:t xml:space="preserve"> como las abordaría.</w:t>
+            </w:r>
+            <w:r>
+              <w:rPr>
+                <w:b/>
+              </w:rPr>
+              <w:t xml:space="preserve">  ✔</w:t>
             </w:r>
           </w:p>
         </w:tc>
@@ -7549,6 +7604,7 @@
           <w:tcPr>
             <w:tcW w:w="2126" w:type="dxa"/>
             <w:tcMar/>
+            <w:shd w:val="clear" w:color="auto" w:fill="C6EFCE"/>
           </w:tcPr>
           <w:p>
             <w:pPr>
@@ -7562,6 +7618,7 @@
             <w:r>
               <w:rPr>
                 <w:rFonts w:asciiTheme="minorHAnsi" w:hAnsiTheme="minorHAnsi" w:eastAsiaTheme="minorEastAsia" w:cstheme="minorBidi"/>
+                <w:b/>
                 <w:color w:val="000000" w:themeColor="text1"/>
               </w:rPr>
               <w:t xml:space="preserve">Formulé </w:t>
@@ -7569,9 +7626,16 @@
             <w:r>
               <w:rPr>
                 <w:rFonts w:asciiTheme="minorHAnsi" w:hAnsiTheme="minorHAnsi" w:eastAsiaTheme="minorEastAsia" w:cstheme="minorBidi"/>
+                <w:b/>
                 <w:color w:val="000000" w:themeColor="text1"/>
               </w:rPr>
               <w:t xml:space="preserve">objetivos claros y coherentes con la situación a abordar, pero imprecisos de acuerdo a la disciplina. </w:t>
+            </w:r>
+            <w:r>
+              <w:rPr>
+                <w:b/>
+              </w:rPr>
+              <w:t xml:space="preserve">  ✔</w:t>
             </w:r>
           </w:p>
         </w:tc>
@@ -7705,6 +7769,7 @@
           <w:tcPr>
             <w:tcW w:w="2268" w:type="dxa"/>
             <w:tcMar/>
+            <w:shd w:val="clear" w:color="auto" w:fill="C6EFCE"/>
           </w:tcPr>
           <w:p>
             <w:pPr>
@@ -7718,6 +7783,7 @@
             <w:r>
               <w:rPr>
                 <w:rFonts w:asciiTheme="minorHAnsi" w:hAnsiTheme="minorHAnsi" w:eastAsiaTheme="minorEastAsia" w:cstheme="minorBidi"/>
+                <w:b/>
                 <w:color w:val="000000" w:themeColor="text1"/>
               </w:rPr>
               <w:t>Describ</w:t>
@@ -7725,6 +7791,7 @@
             <w:r>
               <w:rPr>
                 <w:rFonts w:asciiTheme="minorHAnsi" w:hAnsiTheme="minorHAnsi" w:eastAsiaTheme="minorEastAsia" w:cstheme="minorBidi"/>
+                <w:b/>
                 <w:color w:val="000000" w:themeColor="text1"/>
               </w:rPr>
               <w:t>í</w:t>
@@ -7732,9 +7799,16 @@
             <w:r>
               <w:rPr>
                 <w:rFonts w:asciiTheme="minorHAnsi" w:hAnsiTheme="minorHAnsi" w:eastAsiaTheme="minorEastAsia" w:cstheme="minorBidi"/>
+                <w:b/>
                 <w:color w:val="000000" w:themeColor="text1"/>
               </w:rPr>
               <w:t xml:space="preserve"> una metodología pertinente con los requerimientos disciplinares, contemplando todos los aspectos necesarios para alcanzar los objetivos planteados.</w:t>
+            </w:r>
+            <w:r>
+              <w:rPr>
+                <w:b/>
+              </w:rPr>
+              <w:t xml:space="preserve">  ✔</w:t>
             </w:r>
           </w:p>
         </w:tc>
@@ -7981,6 +8055,7 @@
           <w:tcPr>
             <w:tcW w:w="2126" w:type="dxa"/>
             <w:tcMar/>
+            <w:shd w:val="clear" w:color="auto" w:fill="C6EFCE"/>
           </w:tcPr>
           <w:p>
             <w:pPr>
@@ -7994,6 +8069,7 @@
             <w:r>
               <w:rPr>
                 <w:rFonts w:asciiTheme="minorHAnsi" w:hAnsiTheme="minorHAnsi" w:eastAsiaTheme="minorEastAsia" w:cstheme="minorBidi"/>
+                <w:b/>
                 <w:color w:val="000000" w:themeColor="text1"/>
               </w:rPr>
               <w:t xml:space="preserve">Establecí </w:t>
@@ -8001,6 +8077,7 @@
             <w:r>
               <w:rPr>
                 <w:rFonts w:asciiTheme="minorHAnsi" w:hAnsiTheme="minorHAnsi" w:eastAsiaTheme="minorEastAsia" w:cstheme="minorBidi"/>
+                <w:b/>
                 <w:color w:val="000000" w:themeColor="text1"/>
               </w:rPr>
               <w:t xml:space="preserve">un plan de trabajo con la mayoría de las actividades necesarias para cumplir </w:t>
@@ -8008,6 +8085,7 @@
             <w:r>
               <w:rPr>
                 <w:rFonts w:asciiTheme="minorHAnsi" w:hAnsiTheme="minorHAnsi" w:eastAsiaTheme="minorEastAsia" w:cstheme="minorBidi"/>
+                <w:b/>
                 <w:color w:val="000000" w:themeColor="text1"/>
               </w:rPr>
               <w:t>mis</w:t>
@@ -8015,9 +8093,16 @@
             <w:r>
               <w:rPr>
                 <w:rFonts w:asciiTheme="minorHAnsi" w:hAnsiTheme="minorHAnsi" w:eastAsiaTheme="minorEastAsia" w:cstheme="minorBidi"/>
+                <w:b/>
                 <w:color w:val="000000" w:themeColor="text1"/>
               </w:rPr>
               <w:t xml:space="preserve"> objetivos, teniendo en consideración los recursos, duración, facilitadores y obstaculizadores. </w:t>
+            </w:r>
+            <w:r>
+              <w:rPr>
+                <w:b/>
+              </w:rPr>
+              <w:t xml:space="preserve">  ✔</w:t>
             </w:r>
           </w:p>
         </w:tc>
@@ -8193,6 +8278,7 @@
           <w:tcPr>
             <w:tcW w:w="2268" w:type="dxa"/>
             <w:tcMar/>
+            <w:shd w:val="clear" w:color="auto" w:fill="C6EFCE"/>
           </w:tcPr>
           <w:p>
             <w:pPr>
@@ -8206,6 +8292,7 @@
             <w:r>
               <w:rPr>
                 <w:rFonts w:asciiTheme="minorHAnsi" w:hAnsiTheme="minorHAnsi" w:eastAsiaTheme="minorEastAsia" w:cstheme="minorBidi"/>
+                <w:b/>
                 <w:color w:val="000000" w:themeColor="text1"/>
               </w:rPr>
               <w:t>Describ</w:t>
@@ -8213,6 +8300,7 @@
             <w:r>
               <w:rPr>
                 <w:rFonts w:asciiTheme="minorHAnsi" w:hAnsiTheme="minorHAnsi" w:eastAsiaTheme="minorEastAsia" w:cstheme="minorBidi"/>
+                <w:b/>
                 <w:color w:val="000000" w:themeColor="text1"/>
               </w:rPr>
               <w:t>í</w:t>
@@ -8220,6 +8308,7 @@
             <w:r>
               <w:rPr>
                 <w:rFonts w:asciiTheme="minorHAnsi" w:hAnsiTheme="minorHAnsi" w:eastAsiaTheme="minorEastAsia" w:cstheme="minorBidi"/>
+                <w:b/>
                 <w:color w:val="000000" w:themeColor="text1"/>
               </w:rPr>
               <w:t xml:space="preserve"> evidencias que permiten dar cuenta del logro de las actividades de</w:t>
@@ -8227,6 +8316,7 @@
             <w:r>
               <w:rPr>
                 <w:rFonts w:asciiTheme="minorHAnsi" w:hAnsiTheme="minorHAnsi" w:eastAsiaTheme="minorEastAsia" w:cstheme="minorBidi"/>
+                <w:b/>
                 <w:color w:val="000000" w:themeColor="text1"/>
               </w:rPr>
               <w:t xml:space="preserve"> mi</w:t>
@@ -8234,6 +8324,7 @@
             <w:r>
               <w:rPr>
                 <w:rFonts w:asciiTheme="minorHAnsi" w:hAnsiTheme="minorHAnsi" w:eastAsiaTheme="minorEastAsia" w:cstheme="minorBidi"/>
+                <w:b/>
                 <w:color w:val="000000" w:themeColor="text1"/>
               </w:rPr>
               <w:t xml:space="preserve"> proyecto APT y justifi</w:t>
@@ -8241,6 +8332,7 @@
             <w:r>
               <w:rPr>
                 <w:rFonts w:asciiTheme="minorHAnsi" w:hAnsiTheme="minorHAnsi" w:eastAsiaTheme="minorEastAsia" w:cstheme="minorBidi"/>
+                <w:b/>
                 <w:color w:val="000000" w:themeColor="text1"/>
               </w:rPr>
               <w:t>qué</w:t>
@@ -8248,9 +8340,16 @@
             <w:r>
               <w:rPr>
                 <w:rFonts w:asciiTheme="minorHAnsi" w:hAnsiTheme="minorHAnsi" w:eastAsiaTheme="minorEastAsia" w:cstheme="minorBidi"/>
+                <w:b/>
                 <w:color w:val="000000" w:themeColor="text1"/>
               </w:rPr>
               <w:t xml:space="preserve"> su selección. </w:t>
+            </w:r>
+            <w:r>
+              <w:rPr>
+                <w:b/>
+              </w:rPr>
+              <w:t xml:space="preserve">  ✔</w:t>
             </w:r>
           </w:p>
         </w:tc>
@@ -8547,6 +8646,7 @@
           <w:tcPr>
             <w:tcW w:w="2126" w:type="dxa"/>
             <w:tcMar/>
+            <w:shd w:val="clear" w:color="auto" w:fill="C6EFCE"/>
           </w:tcPr>
           <w:p>
             <w:pPr>
@@ -8560,9 +8660,16 @@
             <w:r>
               <w:rPr>
                 <w:rFonts w:asciiTheme="minorHAnsi" w:hAnsiTheme="minorHAnsi" w:eastAsiaTheme="minorEastAsia" w:cstheme="minorBidi"/>
+                <w:b/>
                 <w:color w:val="000000" w:themeColor="text1"/>
               </w:rPr>
               <w:t>El texto presenta de 1 a 5 errores de ortografía, redacción o en las citas y referencias del informe.</w:t>
+            </w:r>
+            <w:r>
+              <w:rPr>
+                <w:b/>
+              </w:rPr>
+              <w:t xml:space="preserve">  ✔</w:t>
             </w:r>
           </w:p>
         </w:tc>
@@ -8675,6 +8782,7 @@
           <w:tcPr>
             <w:tcW w:w="2268" w:type="dxa"/>
             <w:tcMar/>
+            <w:shd w:val="clear" w:color="auto" w:fill="C6EFCE"/>
           </w:tcPr>
           <w:p>
             <w:pPr>
@@ -8688,9 +8796,16 @@
             <w:r>
               <w:rPr>
                 <w:rFonts w:asciiTheme="minorHAnsi" w:hAnsiTheme="minorHAnsi" w:eastAsiaTheme="minorEastAsia" w:cstheme="minorBidi"/>
+                <w:b/>
                 <w:color w:val="000000" w:themeColor="text1"/>
               </w:rPr>
               <w:t>El informe cumple con todos los aspectos del formato establecido por la disciplina.</w:t>
+            </w:r>
+            <w:r>
+              <w:rPr>
+                <w:b/>
+              </w:rPr>
+              <w:t xml:space="preserve">  ✔</w:t>
             </w:r>
           </w:p>
         </w:tc>
@@ -8850,6 +8965,7 @@
           <w:tcPr>
             <w:tcW w:w="2268" w:type="dxa"/>
             <w:tcMar/>
+            <w:shd w:val="clear" w:color="auto" w:fill="C6EFCE"/>
           </w:tcPr>
           <w:p>
             <w:pPr>
@@ -8863,10 +8979,17 @@
             <w:r>
               <w:rPr>
                 <w:rFonts w:asciiTheme="minorHAnsi" w:hAnsiTheme="minorHAnsi" w:eastAsiaTheme="minorEastAsia" w:cstheme="minorBidi"/>
+                <w:b/>
                 <w:color w:val="000000" w:themeColor="text1"/>
                 <w:lang w:eastAsia="es-CL"/>
               </w:rPr>
               <w:t>El informe cumple con el 100% de los indicadores de calidad disciplinarios requeridos en el diseño del Proyecto APT.</w:t>
+            </w:r>
+            <w:r>
+              <w:rPr>
+                <w:b/>
+              </w:rPr>
+              <w:t xml:space="preserve">  ✔</w:t>
             </w:r>
           </w:p>
         </w:tc>
@@ -9141,6 +9264,7 @@
           <w:tcPr>
             <w:tcW w:w="2126" w:type="dxa"/>
             <w:tcMar/>
+            <w:shd w:val="clear" w:color="auto" w:fill="C6EFCE"/>
           </w:tcPr>
           <w:p>
             <w:pPr>
@@ -9160,6 +9284,32 @@
               </w:rPr>
             </w:pPr>
             <w:r>
+              <w:rPr>
+                <w:rFonts w:ascii="Calibri" w:hAnsi="Calibri" w:eastAsia="Calibri" w:cs="Calibri"/>
+                <w:b/>
+                <w:bCs w:val="0"/>
+                <w:i w:val="0"/>
+                <w:iCs w:val="0"/>
+                <w:caps w:val="0"/>
+                <w:smallCaps w:val="0"/>
+                <w:color w:val="000000" w:themeColor="text1" w:themeTint="FF" w:themeShade="FF"/>
+                <w:sz w:val="20"/>
+                <w:szCs w:val="20"/>
+                <w:lang w:val="es-ES"/>
+              </w:rPr>
+              <w:t>Redacta los apartados solicitados en inglés, comunicando en un 60% en un nivel intermedio alto según lo solicitado.</w:t>
+            </w:r>
+            <w:r>
+              <w:rPr>
+                <w:b/>
+              </w:rPr>
+              <w:t xml:space="preserve">  ✔</w:t>
+            </w:r>
+          </w:p>
+          <w:p>
+            <w:pPr>
+              <w:spacing w:after="0" w:line="240" w:lineRule="auto"/>
+              <w:jc w:val="both"/>
               <w:rPr>
                 <w:rFonts w:ascii="Calibri" w:hAnsi="Calibri" w:eastAsia="Calibri" w:cs="Calibri"/>
                 <w:b w:val="0"/>
@@ -9173,13 +9323,32 @@
                 <w:szCs w:val="20"/>
                 <w:lang w:val="es-ES"/>
               </w:rPr>
-              <w:t>Redacta los apartados solicitados en inglés, comunicando en un 60% en un nivel intermedio alto según lo solicitado.</w:t>
-            </w:r>
-          </w:p>
+            </w:pPr>
+          </w:p>
+        </w:tc>
+        <w:tc>
+          <w:tcPr>
+            <w:tcW w:w="2127" w:type="dxa"/>
+            <w:tcMar/>
+          </w:tcPr>
           <w:p>
             <w:pPr>
               <w:spacing w:after="0" w:line="240" w:lineRule="auto"/>
               <w:jc w:val="both"/>
+              <w:rPr>
+                <w:rFonts w:ascii="Calibri" w:hAnsi="Calibri" w:eastAsia="Calibri" w:cs="Calibri"/>
+                <w:b w:val="0"/>
+                <w:bCs w:val="0"/>
+                <w:i w:val="0"/>
+                <w:iCs w:val="0"/>
+                <w:caps w:val="0"/>
+                <w:smallCaps w:val="0"/>
+                <w:color w:val="000000" w:themeColor="text1" w:themeTint="FF" w:themeShade="FF"/>
+                <w:sz w:val="20"/>
+                <w:szCs w:val="20"/>
+              </w:rPr>
+            </w:pPr>
+            <w:r>
               <w:rPr>
                 <w:rFonts w:ascii="Calibri" w:hAnsi="Calibri" w:eastAsia="Calibri" w:cs="Calibri"/>
                 <w:b w:val="0"/>
@@ -9193,32 +9362,13 @@
                 <w:szCs w:val="20"/>
                 <w:lang w:val="es-ES"/>
               </w:rPr>
-            </w:pPr>
-          </w:p>
-        </w:tc>
-        <w:tc>
-          <w:tcPr>
-            <w:tcW w:w="2127" w:type="dxa"/>
-            <w:tcMar/>
-          </w:tcPr>
+              <w:t>Redacta los apartados solicitados en inglés, comunicando en un 30% en un nivel intermedio alto lo solicitado.</w:t>
+            </w:r>
+          </w:p>
           <w:p>
             <w:pPr>
               <w:spacing w:after="0" w:line="240" w:lineRule="auto"/>
               <w:jc w:val="both"/>
-              <w:rPr>
-                <w:rFonts w:ascii="Calibri" w:hAnsi="Calibri" w:eastAsia="Calibri" w:cs="Calibri"/>
-                <w:b w:val="0"/>
-                <w:bCs w:val="0"/>
-                <w:i w:val="0"/>
-                <w:iCs w:val="0"/>
-                <w:caps w:val="0"/>
-                <w:smallCaps w:val="0"/>
-                <w:color w:val="000000" w:themeColor="text1" w:themeTint="FF" w:themeShade="FF"/>
-                <w:sz w:val="20"/>
-                <w:szCs w:val="20"/>
-              </w:rPr>
-            </w:pPr>
-            <w:r>
               <w:rPr>
                 <w:rFonts w:ascii="Calibri" w:hAnsi="Calibri" w:eastAsia="Calibri" w:cs="Calibri"/>
                 <w:b w:val="0"/>
@@ -9232,13 +9382,32 @@
                 <w:szCs w:val="20"/>
                 <w:lang w:val="es-ES"/>
               </w:rPr>
-              <w:t>Redacta los apartados solicitados en inglés, comunicando en un 30% en un nivel intermedio alto lo solicitado.</w:t>
-            </w:r>
-          </w:p>
+            </w:pPr>
+          </w:p>
+        </w:tc>
+        <w:tc>
+          <w:tcPr>
+            <w:tcW w:w="2052" w:type="dxa"/>
+            <w:tcMar/>
+          </w:tcPr>
           <w:p>
             <w:pPr>
               <w:spacing w:after="0" w:line="240" w:lineRule="auto"/>
               <w:jc w:val="both"/>
+              <w:rPr>
+                <w:rFonts w:ascii="Calibri" w:hAnsi="Calibri" w:eastAsia="Calibri" w:cs="Calibri"/>
+                <w:b w:val="0"/>
+                <w:bCs w:val="0"/>
+                <w:i w:val="0"/>
+                <w:iCs w:val="0"/>
+                <w:caps w:val="0"/>
+                <w:smallCaps w:val="0"/>
+                <w:color w:val="000000" w:themeColor="text1" w:themeTint="FF" w:themeShade="FF"/>
+                <w:sz w:val="20"/>
+                <w:szCs w:val="20"/>
+              </w:rPr>
+            </w:pPr>
+            <w:r>
               <w:rPr>
                 <w:rFonts w:ascii="Calibri" w:hAnsi="Calibri" w:eastAsia="Calibri" w:cs="Calibri"/>
                 <w:b w:val="0"/>
@@ -9252,45 +9421,6 @@
                 <w:szCs w:val="20"/>
                 <w:lang w:val="es-ES"/>
               </w:rPr>
-            </w:pPr>
-          </w:p>
-        </w:tc>
-        <w:tc>
-          <w:tcPr>
-            <w:tcW w:w="2052" w:type="dxa"/>
-            <w:tcMar/>
-          </w:tcPr>
-          <w:p>
-            <w:pPr>
-              <w:spacing w:after="0" w:line="240" w:lineRule="auto"/>
-              <w:jc w:val="both"/>
-              <w:rPr>
-                <w:rFonts w:ascii="Calibri" w:hAnsi="Calibri" w:eastAsia="Calibri" w:cs="Calibri"/>
-                <w:b w:val="0"/>
-                <w:bCs w:val="0"/>
-                <w:i w:val="0"/>
-                <w:iCs w:val="0"/>
-                <w:caps w:val="0"/>
-                <w:smallCaps w:val="0"/>
-                <w:color w:val="000000" w:themeColor="text1" w:themeTint="FF" w:themeShade="FF"/>
-                <w:sz w:val="20"/>
-                <w:szCs w:val="20"/>
-              </w:rPr>
-            </w:pPr>
-            <w:r>
-              <w:rPr>
-                <w:rFonts w:ascii="Calibri" w:hAnsi="Calibri" w:eastAsia="Calibri" w:cs="Calibri"/>
-                <w:b w:val="0"/>
-                <w:bCs w:val="0"/>
-                <w:i w:val="0"/>
-                <w:iCs w:val="0"/>
-                <w:caps w:val="0"/>
-                <w:smallCaps w:val="0"/>
-                <w:color w:val="000000" w:themeColor="text1" w:themeTint="FF" w:themeShade="FF"/>
-                <w:sz w:val="20"/>
-                <w:szCs w:val="20"/>
-                <w:lang w:val="es-ES"/>
-              </w:rPr>
               <w:t xml:space="preserve">Redacta los apartados solicitados en inglés, pero no logra el desarrollo de las ideas solicitadas en un nivel intermedio alto. </w:t>
             </w:r>
           </w:p>
@@ -9413,6 +9543,68 @@
           <w:u w:val="single"/>
         </w:rPr>
       </w:pPr>
+    </w:p>
+    <w:p/>
+    <w:p>
+      <w:pPr>
+        <w:spacing w:after="120"/>
+      </w:pPr>
+      <w:r>
+        <w:rPr>
+          <w:rFonts w:ascii="Calibri" w:hAnsi="Calibri" w:eastAsia="Calibri"/>
+          <w:b/>
+          <w:sz w:val="22"/>
+        </w:rPr>
+        <w:t>Resultado de mi autoevaluación</w:t>
+      </w:r>
+    </w:p>
+    <w:p>
+      <w:pPr>
+        <w:spacing w:after="120"/>
+      </w:pPr>
+      <w:r>
+        <w:rPr>
+          <w:rFonts w:ascii="Calibri" w:hAnsi="Calibri" w:eastAsia="Calibri"/>
+          <w:sz w:val="22"/>
+        </w:rPr>
+        <w:t>Marqué en verde el nivel que corresponde a mi Definición de Proyecto APT (DomoVida) en cada indicador.</w:t>
+      </w:r>
+    </w:p>
+    <w:p>
+      <w:pPr>
+        <w:spacing w:after="120"/>
+      </w:pPr>
+      <w:r>
+        <w:rPr>
+          <w:rFonts w:ascii="Calibri" w:hAnsi="Calibri" w:eastAsia="Calibri"/>
+          <w:sz w:val="22"/>
+        </w:rPr>
+        <w:t>Lo que logré: describí el proyecto y su relevancia para la salud digital, lo relacioné con las competencias del perfil de egreso y con mis intereses profesionales, propuse una metodología ágil (Scrum) pertinente y definí evidencias para cada actividad.</w:t>
+      </w:r>
+    </w:p>
+    <w:p>
+      <w:pPr>
+        <w:spacing w:after="120"/>
+      </w:pPr>
+      <w:r>
+        <w:rPr>
+          <w:rFonts w:ascii="Calibri" w:hAnsi="Calibri" w:eastAsia="Calibri"/>
+          <w:sz w:val="22"/>
+        </w:rPr>
+        <w:t>Lo que debo mejorar, según mi revisión y la retroalimentación del docente: (1) agregar un indicador medible (KPI) para el objetivo específico 1; (2) separar con claridad facilitadores y obstaculizadores en el plan de trabajo; (3) eliminar un párrafo duplicado y agregar citas en el cuerpo del texto según norma APA; y (4) seguir fortaleciendo la redacción en inglés del abstract, las conclusiones y la reflexión.</w:t>
+      </w:r>
+    </w:p>
+    <w:p>
+      <w:pPr>
+        <w:spacing w:after="120"/>
+      </w:pPr>
+      <w:r>
+        <w:rPr>
+          <w:rFonts w:ascii="Calibri" w:hAnsi="Calibri" w:eastAsia="Calibri"/>
+          <w:sz w:val="22"/>
+        </w:rPr>
+        <w:t>Con estos ajustes busco que la definición del proyecto alcance el nivel Completamente logrado en todos los indicadores.</w:t>
+      </w:r>
     </w:p>
     <w:sectPr>
       <w:headerReference w:type="default" r:id="rId12"/>
